--- a/ES2N-Entrevista.docx
+++ b/ES2N-Entrevista.docx
@@ -193,7 +193,7 @@
         <w:rPr>
           <w:rFonts w:ascii="Arial" w:hAnsi="Arial"/>
         </w:rPr>
-        <w:t>Qual o prazo médio de renovação de cada tipo de documento (alguns levam dias, outros semanas)?</w:t>
+        <w:t>Existem exigências legais ou de auditoria específicas (LGPD, órgãos reguladores) que o sistema precisa atender além do já citado?</w:t>
       </w:r>
     </w:p>
     <w:p>
@@ -218,7 +218,7 @@
         <w:rPr>
           <w:rFonts w:ascii="Arial" w:hAnsi="Arial"/>
         </w:rPr>
-        <w:t>Como é feita hoje a comunicação entre setores quando um documento está prestes a vencer?</w:t>
+        <w:t>Quem serão os usuários finais do sistema (todos os setores, apenas RH, gestores)? Quantos usuários simultâneos são esperados?</w:t>
       </w:r>
     </w:p>
     <w:p>
@@ -243,15 +243,34 @@
         <w:rPr>
           <w:rFonts w:ascii="Arial" w:hAnsi="Arial"/>
         </w:rPr>
-        <w:t>Existem exigências legais ou de auditoria específicas (LGPD, órgãos reguladores) que o sistema precisa atender além do já citado?</w:t>
-      </w:r>
-    </w:p>
-    <w:p>
-      <w:pPr>
-        <w:pStyle w:val="Normal"/>
-        <w:numPr>
-          <w:ilvl w:val="0"/>
-          <w:numId w:val="1"/>
+        <w:t>A instituição já possui infraestrutura de TI (servidores, e-mail corporativo, domínio) ou o sistema precisa prever hospedagem própria?</w:t>
+      </w:r>
+    </w:p>
+    <w:p>
+      <w:pPr>
+        <w:pStyle w:val="Normal"/>
+        <w:bidi w:val="0"/>
+        <w:spacing w:lineRule="auto" w:line="276"/>
+        <w:ind w:hanging="0" w:start="0" w:end="0"/>
+        <w:rPr>
+          <w:rFonts w:ascii="Arial" w:hAnsi="Arial"/>
+        </w:rPr>
+      </w:pPr>
+      <w:r>
+        <w:rPr>
+          <w:rFonts w:ascii="Arial" w:hAnsi="Arial"/>
+          <w:b/>
+          <w:bCs/>
+        </w:rPr>
+        <w:t>sobre o sistema atual (planilha Excel)</w:t>
+      </w:r>
+    </w:p>
+    <w:p>
+      <w:pPr>
+        <w:pStyle w:val="Normal"/>
+        <w:numPr>
+          <w:ilvl w:val="0"/>
+          <w:numId w:val="2"/>
         </w:numPr>
         <w:tabs>
           <w:tab w:val="clear" w:pos="709"/>
@@ -268,15 +287,15 @@
         <w:rPr>
           <w:rFonts w:ascii="Arial" w:hAnsi="Arial"/>
         </w:rPr>
-        <w:t>Quem serão os usuários finais do sistema (todos os setores, apenas RH, gestores)? Quantos usuários simultâneos são esperados?</w:t>
-      </w:r>
-    </w:p>
-    <w:p>
-      <w:pPr>
-        <w:pStyle w:val="Normal"/>
-        <w:numPr>
-          <w:ilvl w:val="0"/>
-          <w:numId w:val="1"/>
+        <w:t>Como a planilha Excel está estruturada hoje (colunas, abas, fórmulas de alerta)?</w:t>
+      </w:r>
+    </w:p>
+    <w:p>
+      <w:pPr>
+        <w:pStyle w:val="Normal"/>
+        <w:numPr>
+          <w:ilvl w:val="0"/>
+          <w:numId w:val="2"/>
         </w:numPr>
         <w:tabs>
           <w:tab w:val="clear" w:pos="709"/>
@@ -293,15 +312,15 @@
         <w:rPr>
           <w:rFonts w:ascii="Arial" w:hAnsi="Arial"/>
         </w:rPr>
-        <w:t>Existe um orçamento definido ou uma faixa de investimento aceitável para o projeto?</w:t>
-      </w:r>
-    </w:p>
-    <w:p>
-      <w:pPr>
-        <w:pStyle w:val="Normal"/>
-        <w:numPr>
-          <w:ilvl w:val="0"/>
-          <w:numId w:val="1"/>
+        <w:t>Existem multiplas planilhas ou uma compartilhada?</w:t>
+      </w:r>
+    </w:p>
+    <w:p>
+      <w:pPr>
+        <w:pStyle w:val="Normal"/>
+        <w:numPr>
+          <w:ilvl w:val="0"/>
+          <w:numId w:val="2"/>
         </w:numPr>
         <w:tabs>
           <w:tab w:val="clear" w:pos="709"/>
@@ -318,15 +337,15 @@
         <w:rPr>
           <w:rFonts w:ascii="Arial" w:hAnsi="Arial"/>
         </w:rPr>
-        <w:t>Há prazo desejado para entrega/implantação do sistema?</w:t>
-      </w:r>
-    </w:p>
-    <w:p>
-      <w:pPr>
-        <w:pStyle w:val="Normal"/>
-        <w:numPr>
-          <w:ilvl w:val="0"/>
-          <w:numId w:val="1"/>
+        <w:t>Com que frequência os colaboradores precisam checar a planilha manualmente?</w:t>
+      </w:r>
+    </w:p>
+    <w:p>
+      <w:pPr>
+        <w:pStyle w:val="Normal"/>
+        <w:numPr>
+          <w:ilvl w:val="0"/>
+          <w:numId w:val="2"/>
         </w:numPr>
         <w:tabs>
           <w:tab w:val="clear" w:pos="709"/>
@@ -343,7 +362,132 @@
         <w:rPr>
           <w:rFonts w:ascii="Arial" w:hAnsi="Arial"/>
         </w:rPr>
-        <w:t>A instituição já possui infraestrutura de TI (servidores, e-mail corporativo, domínio) ou o sistema precisa prever hospedagem própria?</w:t>
+        <w:t>Existe algum histórico/backup dos documentos vencidos ou já renovados, ou os dados antigos são descartados?</w:t>
+      </w:r>
+    </w:p>
+    <w:p>
+      <w:pPr>
+        <w:pStyle w:val="Normal"/>
+        <w:numPr>
+          <w:ilvl w:val="0"/>
+          <w:numId w:val="2"/>
+        </w:numPr>
+        <w:tabs>
+          <w:tab w:val="clear" w:pos="709"/>
+          <w:tab w:val="left" w:pos="1440" w:leader="none"/>
+        </w:tabs>
+        <w:bidi w:val="0"/>
+        <w:spacing w:lineRule="auto" w:line="276"/>
+        <w:ind w:hanging="360" w:start="720" w:end="0"/>
+        <w:rPr>
+          <w:rFonts w:ascii="Arial" w:hAnsi="Arial"/>
+        </w:rPr>
+      </w:pPr>
+      <w:r>
+        <w:rPr>
+          <w:rFonts w:ascii="Arial" w:hAnsi="Arial"/>
+        </w:rPr>
+        <w:t>Como os dados de candidatos e funcionários são protegidos hoje na planilha (já existe alguma restrição de acesso)?</w:t>
+      </w:r>
+    </w:p>
+    <w:p>
+      <w:pPr>
+        <w:pStyle w:val="Normal"/>
+        <w:numPr>
+          <w:ilvl w:val="0"/>
+          <w:numId w:val="2"/>
+        </w:numPr>
+        <w:tabs>
+          <w:tab w:val="clear" w:pos="709"/>
+          <w:tab w:val="left" w:pos="1440" w:leader="none"/>
+        </w:tabs>
+        <w:bidi w:val="0"/>
+        <w:spacing w:lineRule="auto" w:line="276"/>
+        <w:ind w:hanging="360" w:start="720" w:end="0"/>
+        <w:rPr>
+          <w:rFonts w:ascii="Arial" w:hAnsi="Arial"/>
+        </w:rPr>
+      </w:pPr>
+      <w:r>
+        <w:rPr>
+          <w:rFonts w:ascii="Arial" w:hAnsi="Arial"/>
+        </w:rPr>
+        <w:t>O sistema atual gera algum tipo de relatório ou dashboard, mesmo que rudimentar?</w:t>
+      </w:r>
+    </w:p>
+    <w:p>
+      <w:pPr>
+        <w:pStyle w:val="Normal"/>
+        <w:numPr>
+          <w:ilvl w:val="0"/>
+          <w:numId w:val="2"/>
+        </w:numPr>
+        <w:tabs>
+          <w:tab w:val="clear" w:pos="709"/>
+          <w:tab w:val="left" w:pos="1440" w:leader="none"/>
+        </w:tabs>
+        <w:bidi w:val="0"/>
+        <w:spacing w:lineRule="auto" w:line="276"/>
+        <w:ind w:hanging="360" w:start="720" w:end="0"/>
+        <w:rPr>
+          <w:rFonts w:ascii="Arial" w:hAnsi="Arial"/>
+        </w:rPr>
+      </w:pPr>
+      <w:r>
+        <w:rPr>
+          <w:rFonts w:ascii="Arial" w:hAnsi="Arial"/>
+        </w:rPr>
+        <w:t>Existe integração hoje entre a planilha e o e-mail corporativo ou qualquer outro sistema (folha de pagamento, RH etc.)?</w:t>
+      </w:r>
+    </w:p>
+    <w:p>
+      <w:pPr>
+        <w:pStyle w:val="Normal"/>
+        <w:numPr>
+          <w:ilvl w:val="0"/>
+          <w:numId w:val="2"/>
+        </w:numPr>
+        <w:tabs>
+          <w:tab w:val="clear" w:pos="709"/>
+          <w:tab w:val="left" w:pos="1440" w:leader="none"/>
+        </w:tabs>
+        <w:bidi w:val="0"/>
+        <w:spacing w:lineRule="auto" w:line="276"/>
+        <w:ind w:hanging="360" w:start="720" w:end="0"/>
+        <w:rPr>
+          <w:rFonts w:ascii="Arial" w:hAnsi="Arial"/>
+        </w:rPr>
+      </w:pPr>
+      <w:r>
+        <w:rPr>
+          <w:rFonts w:ascii="Arial" w:hAnsi="Arial"/>
+        </w:rPr>
+        <w:t>Quando um documento vence sem ser percebido, qual é o processo de correção hoje (quem é notificado, como se resolve)?</w:t>
+      </w:r>
+    </w:p>
+    <w:p>
+      <w:pPr>
+        <w:pStyle w:val="Normal"/>
+        <w:numPr>
+          <w:ilvl w:val="0"/>
+          <w:numId w:val="2"/>
+        </w:numPr>
+        <w:tabs>
+          <w:tab w:val="clear" w:pos="709"/>
+          <w:tab w:val="left" w:pos="1440" w:leader="none"/>
+        </w:tabs>
+        <w:bidi w:val="0"/>
+        <w:spacing w:lineRule="auto" w:line="276"/>
+        <w:ind w:hanging="360" w:start="720" w:end="0"/>
+        <w:rPr>
+          <w:rFonts w:ascii="Arial" w:hAnsi="Arial"/>
+        </w:rPr>
+      </w:pPr>
+      <w:r>
+        <w:rPr>
+          <w:rFonts w:ascii="Arial" w:hAnsi="Arial"/>
+        </w:rPr>
+        <w:t>Os dados atuais (planilha) poderão ser migrados/importados para o novo sistema, ou o cadastro será feito do zero?</w:t>
       </w:r>
     </w:p>
     <w:p>
@@ -362,15 +506,34 @@
           <w:b/>
           <w:bCs/>
         </w:rPr>
-        <w:t>sobre o sistema atual (planilha Excel)</w:t>
-      </w:r>
-    </w:p>
-    <w:p>
-      <w:pPr>
-        <w:pStyle w:val="Normal"/>
-        <w:numPr>
-          <w:ilvl w:val="0"/>
-          <w:numId w:val="2"/>
+        <w:t>Perguntas sobre o novo sistema (requisitos e escopo)</w:t>
+      </w:r>
+    </w:p>
+    <w:p>
+      <w:pPr>
+        <w:pStyle w:val="Normal"/>
+        <w:bidi w:val="0"/>
+        <w:spacing w:lineRule="auto" w:line="276"/>
+        <w:ind w:hanging="0" w:start="0" w:end="0"/>
+        <w:rPr>
+          <w:rFonts w:ascii="Arial" w:hAnsi="Arial"/>
+        </w:rPr>
+      </w:pPr>
+      <w:r>
+        <w:rPr>
+          <w:rFonts w:ascii="Arial" w:hAnsi="Arial"/>
+          <w:b/>
+          <w:bCs/>
+        </w:rPr>
+        <w:t>Cadastro e dados</w:t>
+      </w:r>
+    </w:p>
+    <w:p>
+      <w:pPr>
+        <w:pStyle w:val="Normal"/>
+        <w:numPr>
+          <w:ilvl w:val="0"/>
+          <w:numId w:val="3"/>
         </w:numPr>
         <w:tabs>
           <w:tab w:val="clear" w:pos="709"/>
@@ -387,15 +550,15 @@
         <w:rPr>
           <w:rFonts w:ascii="Arial" w:hAnsi="Arial"/>
         </w:rPr>
-        <w:t>Como a planilha Excel está estruturada hoje (colunas, abas, fórmulas de alerta)?</w:t>
-      </w:r>
-    </w:p>
-    <w:p>
-      <w:pPr>
-        <w:pStyle w:val="Normal"/>
-        <w:numPr>
-          <w:ilvl w:val="0"/>
-          <w:numId w:val="2"/>
+        <w:t>Além de nome, setor/colaborador responsável, data de emissão e validade, há outros campos que precisam ser cadastrados (número do documento, órgão emissor, arquivo digitalizado anexado, categoria/tipo)?</w:t>
+      </w:r>
+    </w:p>
+    <w:p>
+      <w:pPr>
+        <w:pStyle w:val="Normal"/>
+        <w:numPr>
+          <w:ilvl w:val="0"/>
+          <w:numId w:val="3"/>
         </w:numPr>
         <w:tabs>
           <w:tab w:val="clear" w:pos="709"/>
@@ -412,15 +575,15 @@
         <w:rPr>
           <w:rFonts w:ascii="Arial" w:hAnsi="Arial"/>
         </w:rPr>
-        <w:t>Existem multiplas planilhas ou uma compartilhada?</w:t>
-      </w:r>
-    </w:p>
-    <w:p>
-      <w:pPr>
-        <w:pStyle w:val="Normal"/>
-        <w:numPr>
-          <w:ilvl w:val="0"/>
-          <w:numId w:val="2"/>
+        <w:t>É necessário anexar o arquivo digital do documento (PDF, imagem) dentro do sistema, ou apenas os metadados (datas, responsável)?</w:t>
+      </w:r>
+    </w:p>
+    <w:p>
+      <w:pPr>
+        <w:pStyle w:val="Normal"/>
+        <w:numPr>
+          <w:ilvl w:val="0"/>
+          <w:numId w:val="3"/>
         </w:numPr>
         <w:tabs>
           <w:tab w:val="clear" w:pos="709"/>
@@ -437,15 +600,15 @@
         <w:rPr>
           <w:rFonts w:ascii="Arial" w:hAnsi="Arial"/>
         </w:rPr>
-        <w:t>Com que frequência os colaboradores precisam checar a planilha manualmente?</w:t>
-      </w:r>
-    </w:p>
-    <w:p>
-      <w:pPr>
-        <w:pStyle w:val="Normal"/>
-        <w:numPr>
-          <w:ilvl w:val="0"/>
-          <w:numId w:val="2"/>
+        <w:t>Um documento pode estar vinculado a mais de um setor/colaborador ao mesmo tempo?</w:t>
+      </w:r>
+    </w:p>
+    <w:p>
+      <w:pPr>
+        <w:pStyle w:val="Normal"/>
+        <w:numPr>
+          <w:ilvl w:val="0"/>
+          <w:numId w:val="3"/>
         </w:numPr>
         <w:tabs>
           <w:tab w:val="clear" w:pos="709"/>
@@ -462,15 +625,15 @@
         <w:rPr>
           <w:rFonts w:ascii="Arial" w:hAnsi="Arial"/>
         </w:rPr>
-        <w:t>Existe algum histórico/backup dos documentos vencidos ou já renovados, ou os dados antigos são descartados?</w:t>
-      </w:r>
-    </w:p>
-    <w:p>
-      <w:pPr>
-        <w:pStyle w:val="Normal"/>
-        <w:numPr>
-          <w:ilvl w:val="0"/>
-          <w:numId w:val="2"/>
+        <w:t>Documentos podem ter renovação automática (nova validade calculada a partir da anterior) ou o cadastro de cada renovação é sempre manual?</w:t>
+      </w:r>
+    </w:p>
+    <w:p>
+      <w:pPr>
+        <w:pStyle w:val="Normal"/>
+        <w:numPr>
+          <w:ilvl w:val="0"/>
+          <w:numId w:val="3"/>
         </w:numPr>
         <w:tabs>
           <w:tab w:val="clear" w:pos="709"/>
@@ -487,107 +650,7 @@
         <w:rPr>
           <w:rFonts w:ascii="Arial" w:hAnsi="Arial"/>
         </w:rPr>
-        <w:t>Como os dados de candidatos e funcionários são protegidos hoje na planilha (já existe alguma restrição de acesso)?</w:t>
-      </w:r>
-    </w:p>
-    <w:p>
-      <w:pPr>
-        <w:pStyle w:val="Normal"/>
-        <w:numPr>
-          <w:ilvl w:val="0"/>
-          <w:numId w:val="2"/>
-        </w:numPr>
-        <w:tabs>
-          <w:tab w:val="clear" w:pos="709"/>
-          <w:tab w:val="left" w:pos="1440" w:leader="none"/>
-        </w:tabs>
-        <w:bidi w:val="0"/>
-        <w:spacing w:lineRule="auto" w:line="276"/>
-        <w:ind w:hanging="360" w:start="720" w:end="0"/>
-        <w:rPr>
-          <w:rFonts w:ascii="Arial" w:hAnsi="Arial"/>
-        </w:rPr>
-      </w:pPr>
-      <w:r>
-        <w:rPr>
-          <w:rFonts w:ascii="Arial" w:hAnsi="Arial"/>
-        </w:rPr>
-        <w:t>O sistema atual gera algum tipo de relatório ou dashboard, mesmo que rudimentar?</w:t>
-      </w:r>
-    </w:p>
-    <w:p>
-      <w:pPr>
-        <w:pStyle w:val="Normal"/>
-        <w:numPr>
-          <w:ilvl w:val="0"/>
-          <w:numId w:val="2"/>
-        </w:numPr>
-        <w:tabs>
-          <w:tab w:val="clear" w:pos="709"/>
-          <w:tab w:val="left" w:pos="1440" w:leader="none"/>
-        </w:tabs>
-        <w:bidi w:val="0"/>
-        <w:spacing w:lineRule="auto" w:line="276"/>
-        <w:ind w:hanging="360" w:start="720" w:end="0"/>
-        <w:rPr>
-          <w:rFonts w:ascii="Arial" w:hAnsi="Arial"/>
-        </w:rPr>
-      </w:pPr>
-      <w:r>
-        <w:rPr>
-          <w:rFonts w:ascii="Arial" w:hAnsi="Arial"/>
-        </w:rPr>
-        <w:t>Existe integração hoje entre a planilha e o e-mail corporativo ou qualquer outro sistema (folha de pagamento, RH etc.)?</w:t>
-      </w:r>
-    </w:p>
-    <w:p>
-      <w:pPr>
-        <w:pStyle w:val="Normal"/>
-        <w:numPr>
-          <w:ilvl w:val="0"/>
-          <w:numId w:val="2"/>
-        </w:numPr>
-        <w:tabs>
-          <w:tab w:val="clear" w:pos="709"/>
-          <w:tab w:val="left" w:pos="1440" w:leader="none"/>
-        </w:tabs>
-        <w:bidi w:val="0"/>
-        <w:spacing w:lineRule="auto" w:line="276"/>
-        <w:ind w:hanging="360" w:start="720" w:end="0"/>
-        <w:rPr>
-          <w:rFonts w:ascii="Arial" w:hAnsi="Arial"/>
-        </w:rPr>
-      </w:pPr>
-      <w:r>
-        <w:rPr>
-          <w:rFonts w:ascii="Arial" w:hAnsi="Arial"/>
-        </w:rPr>
-        <w:t>Quando um documento vence sem ser percebido, qual é o processo de correção hoje (quem é notificado, como se resolve)?</w:t>
-      </w:r>
-    </w:p>
-    <w:p>
-      <w:pPr>
-        <w:pStyle w:val="Normal"/>
-        <w:numPr>
-          <w:ilvl w:val="0"/>
-          <w:numId w:val="2"/>
-        </w:numPr>
-        <w:tabs>
-          <w:tab w:val="clear" w:pos="709"/>
-          <w:tab w:val="left" w:pos="1440" w:leader="none"/>
-        </w:tabs>
-        <w:bidi w:val="0"/>
-        <w:spacing w:lineRule="auto" w:line="276"/>
-        <w:ind w:hanging="360" w:start="720" w:end="0"/>
-        <w:rPr>
-          <w:rFonts w:ascii="Arial" w:hAnsi="Arial"/>
-        </w:rPr>
-      </w:pPr>
-      <w:r>
-        <w:rPr>
-          <w:rFonts w:ascii="Arial" w:hAnsi="Arial"/>
-        </w:rPr>
-        <w:t>Os dados atuais (planilha) poderão ser migrados/importados para o novo sistema, ou o cadastro será feito do zero?</w:t>
+        <w:t>Os colaboradores que usam o sistema poderão ver todos os documentos ou somente os documentos pertinentes ao seu setor? Será necessário um sistema de cadastro?</w:t>
       </w:r>
     </w:p>
     <w:p>
@@ -596,9 +659,7 @@
         <w:bidi w:val="0"/>
         <w:spacing w:lineRule="auto" w:line="276"/>
         <w:ind w:hanging="0" w:start="0" w:end="0"/>
-        <w:rPr>
-          <w:rFonts w:ascii="Arial" w:hAnsi="Arial"/>
-        </w:rPr>
+        <w:rPr/>
       </w:pPr>
       <w:r>
         <w:rPr>
@@ -606,7 +667,99 @@
           <w:b/>
           <w:bCs/>
         </w:rPr>
-        <w:t>Perguntas sobre o novo sistema (requisitos e escopo)</w:t>
+        <w:t>Alertas e notificações</w:t>
+      </w:r>
+    </w:p>
+    <w:p>
+      <w:pPr>
+        <w:pStyle w:val="Normal"/>
+        <w:numPr>
+          <w:ilvl w:val="0"/>
+          <w:numId w:val="4"/>
+        </w:numPr>
+        <w:bidi w:val="0"/>
+        <w:spacing w:lineRule="auto" w:line="276"/>
+        <w:rPr/>
+      </w:pPr>
+      <w:r>
+        <w:rPr>
+          <w:rFonts w:ascii="Arial" w:hAnsi="Arial"/>
+        </w:rPr>
+        <w:t>Quem deve receber os alertas — só o responsável cadastrado, o gestor do setor, ou ambos?</w:t>
+      </w:r>
+    </w:p>
+    <w:p>
+      <w:pPr>
+        <w:pStyle w:val="Normal"/>
+        <w:numPr>
+          <w:ilvl w:val="0"/>
+          <w:numId w:val="4"/>
+        </w:numPr>
+        <w:bidi w:val="0"/>
+        <w:spacing w:lineRule="auto" w:line="276"/>
+        <w:rPr/>
+      </w:pPr>
+      <w:r>
+        <w:rPr>
+          <w:rFonts w:ascii="Arial" w:hAnsi="Arial"/>
+        </w:rPr>
+        <w:t>Os alertas de 30/15/5 dias devem ser configuráveis (a instituição pode querer mudar esses prazos no futuro) ou fixos?</w:t>
+      </w:r>
+    </w:p>
+    <w:p>
+      <w:pPr>
+        <w:pStyle w:val="Normal"/>
+        <w:numPr>
+          <w:ilvl w:val="0"/>
+          <w:numId w:val="4"/>
+        </w:numPr>
+        <w:bidi w:val="0"/>
+        <w:spacing w:lineRule="auto" w:line="276"/>
+        <w:rPr/>
+      </w:pPr>
+      <w:r>
+        <w:rPr>
+          <w:rFonts w:ascii="Arial" w:hAnsi="Arial"/>
+        </w:rPr>
+        <w:t>O que acontece quando um documento já está vencido — o alerta continua sendo enviado periodicamente até a renovação?</w:t>
+      </w:r>
+    </w:p>
+    <w:p>
+      <w:pPr>
+        <w:pStyle w:val="Normal"/>
+        <w:numPr>
+          <w:ilvl w:val="0"/>
+          <w:numId w:val="4"/>
+        </w:numPr>
+        <w:bidi w:val="0"/>
+        <w:spacing w:lineRule="auto" w:line="276"/>
+        <w:rPr/>
+      </w:pPr>
+      <w:r>
+        <w:rPr>
+          <w:rFonts w:ascii="Arial" w:hAnsi="Arial"/>
+        </w:rPr>
+        <w:t>Como deve funcionar o alerta por webhook — para qual sistema/serviço ele será enviado (Slack, Teams, sistema interno)?</w:t>
+      </w:r>
+    </w:p>
+    <w:p>
+      <w:pPr>
+        <w:pStyle w:val="Normal"/>
+        <w:numPr>
+          <w:ilvl w:val="0"/>
+          <w:numId w:val="4"/>
+        </w:numPr>
+        <w:bidi w:val="0"/>
+        <w:spacing w:lineRule="auto" w:line="276"/>
+        <w:rPr>
+          <w:rFonts w:ascii="Arial" w:hAnsi="Arial"/>
+        </w:rPr>
+      </w:pPr>
+      <w:r>
+        <w:rPr>
+          <w:rFonts w:ascii="Arial" w:hAnsi="Arial"/>
+        </w:rPr>
+        <w:t>Deve haver um canal de escalonamento se o responsável não agir dentro de X dias após o alerta?</w:t>
       </w:r>
     </w:p>
     <w:p>
@@ -625,166 +778,85 @@
           <w:b/>
           <w:bCs/>
         </w:rPr>
-        <w:t>Cadastro e dados</w:t>
-      </w:r>
-    </w:p>
-    <w:p>
-      <w:pPr>
-        <w:pStyle w:val="Normal"/>
-        <w:numPr>
-          <w:ilvl w:val="0"/>
-          <w:numId w:val="3"/>
-        </w:numPr>
-        <w:tabs>
-          <w:tab w:val="clear" w:pos="709"/>
-          <w:tab w:val="left" w:pos="1440" w:leader="none"/>
-        </w:tabs>
-        <w:bidi w:val="0"/>
-        <w:spacing w:lineRule="auto" w:line="276"/>
-        <w:ind w:hanging="360" w:start="720" w:end="0"/>
-        <w:rPr>
-          <w:rFonts w:ascii="Arial" w:hAnsi="Arial"/>
-        </w:rPr>
-      </w:pPr>
-      <w:r>
-        <w:rPr>
-          <w:rFonts w:ascii="Arial" w:hAnsi="Arial"/>
-        </w:rPr>
-        <w:t>Além de nome, setor/colaborador responsável, data de emissão e validade, há outros campos que precisam ser cadastrados (número do documento, órgão emissor, arquivo digitalizado anexado, categoria/tipo)?</w:t>
-      </w:r>
-    </w:p>
-    <w:p>
-      <w:pPr>
-        <w:pStyle w:val="Normal"/>
-        <w:numPr>
-          <w:ilvl w:val="0"/>
-          <w:numId w:val="3"/>
-        </w:numPr>
-        <w:tabs>
-          <w:tab w:val="clear" w:pos="709"/>
-          <w:tab w:val="left" w:pos="1440" w:leader="none"/>
-        </w:tabs>
-        <w:bidi w:val="0"/>
-        <w:spacing w:lineRule="auto" w:line="276"/>
-        <w:ind w:hanging="360" w:start="720" w:end="0"/>
-        <w:rPr>
-          <w:rFonts w:ascii="Arial" w:hAnsi="Arial"/>
-        </w:rPr>
-      </w:pPr>
-      <w:r>
-        <w:rPr>
-          <w:rFonts w:ascii="Arial" w:hAnsi="Arial"/>
-        </w:rPr>
-        <w:t>É necessário anexar o arquivo digital do documento (PDF, imagem) dentro do sistema, ou apenas os metadados (datas, responsável)?</w:t>
-      </w:r>
-    </w:p>
-    <w:p>
-      <w:pPr>
-        <w:pStyle w:val="Normal"/>
-        <w:numPr>
-          <w:ilvl w:val="0"/>
-          <w:numId w:val="3"/>
-        </w:numPr>
-        <w:tabs>
-          <w:tab w:val="clear" w:pos="709"/>
-          <w:tab w:val="left" w:pos="1440" w:leader="none"/>
-        </w:tabs>
-        <w:bidi w:val="0"/>
-        <w:spacing w:lineRule="auto" w:line="276"/>
-        <w:ind w:hanging="360" w:start="720" w:end="0"/>
-        <w:rPr>
-          <w:rFonts w:ascii="Arial" w:hAnsi="Arial"/>
-        </w:rPr>
-      </w:pPr>
-      <w:r>
-        <w:rPr>
-          <w:rFonts w:ascii="Arial" w:hAnsi="Arial"/>
-        </w:rPr>
-        <w:t>Um documento pode estar vinculado a mais de um setor/colaborador ao mesmo tempo?</w:t>
-      </w:r>
-    </w:p>
-    <w:p>
-      <w:pPr>
-        <w:pStyle w:val="Normal"/>
-        <w:numPr>
-          <w:ilvl w:val="0"/>
-          <w:numId w:val="3"/>
-        </w:numPr>
-        <w:tabs>
-          <w:tab w:val="clear" w:pos="709"/>
-          <w:tab w:val="left" w:pos="1440" w:leader="none"/>
-        </w:tabs>
-        <w:bidi w:val="0"/>
-        <w:spacing w:lineRule="auto" w:line="276"/>
-        <w:ind w:hanging="360" w:start="720" w:end="0"/>
-        <w:rPr>
-          <w:rFonts w:ascii="Arial" w:hAnsi="Arial"/>
-        </w:rPr>
-      </w:pPr>
-      <w:r>
-        <w:rPr>
-          <w:rFonts w:ascii="Arial" w:hAnsi="Arial"/>
-        </w:rPr>
-        <w:t>Documentos podem ter renovação automática (nova validade calculada a partir da anterior) ou o cadastro de cada renovação é sempre manual?</w:t>
-      </w:r>
-    </w:p>
-    <w:p>
-      <w:pPr>
-        <w:pStyle w:val="Normal"/>
-        <w:numPr>
-          <w:ilvl w:val="0"/>
-          <w:numId w:val="3"/>
-        </w:numPr>
-        <w:tabs>
-          <w:tab w:val="clear" w:pos="709"/>
-          <w:tab w:val="left" w:pos="1440" w:leader="none"/>
-        </w:tabs>
-        <w:bidi w:val="0"/>
-        <w:spacing w:lineRule="auto" w:line="276"/>
-        <w:ind w:hanging="360" w:start="720" w:end="0"/>
-        <w:rPr>
-          <w:rFonts w:ascii="Arial" w:hAnsi="Arial"/>
-        </w:rPr>
-      </w:pPr>
-      <w:r>
-        <w:rPr>
-          <w:rFonts w:ascii="Arial" w:hAnsi="Arial"/>
-        </w:rPr>
-        <w:t>Os colaboradores que usam o sistema poderão ver todos os documentos ou somente os documentos pertinentes ao seu setor? Será necessário um sistema de cadastro?</w:t>
-      </w:r>
-    </w:p>
-    <w:p>
-      <w:pPr>
-        <w:pStyle w:val="Normal"/>
-        <w:bidi w:val="0"/>
-        <w:spacing w:lineRule="auto" w:line="276"/>
-        <w:ind w:hanging="0" w:start="0" w:end="0"/>
-        <w:rPr>
-          <w:rFonts w:ascii="Arial" w:hAnsi="Arial"/>
-        </w:rPr>
-      </w:pPr>
+        <w:t>Dashboard e relatório</w:t>
+      </w:r>
       <w:r>
         <w:rPr>
           <w:rFonts w:ascii="Arial" w:hAnsi="Arial"/>
           <w:b/>
           <w:bCs/>
         </w:rPr>
-        <w:t>Alertas e notificações</w:t>
-      </w:r>
-      <w:r>
-        <w:rPr>
-          <w:rFonts w:ascii="Arial" w:hAnsi="Arial"/>
-        </w:rPr>
-        <w:br/>
-        <w:t>6. Quem deve receber os alertas — só o responsável cadastrado, o gestor do setor, ou ambos?</w:t>
-        <w:br/>
-        <w:t>7. Os alertas de 30/15/5 dias devem ser configuráveis (a instituição pode querer mudar esses prazos no futuro) ou fixos?</w:t>
-        <w:br/>
-        <w:t>8. O que acontece quando um documento já está vencido — o alerta continua sendo enviado periodicamente até a renovação?</w:t>
-        <w:br/>
-        <w:t>9. Como deve funcionar o alerta por webhook — para qual sistema/serviço ele será enviado (Slack, Teams, sistema interno)?</w:t>
-        <w:br/>
-        <w:t>10. Deve haver um canal de escalonamento se o responsável não agir dentro de X dias após o alerta?</w:t>
+        <w:t>s</w:t>
+      </w:r>
+    </w:p>
+    <w:p>
+      <w:pPr>
+        <w:pStyle w:val="Normal"/>
+        <w:numPr>
+          <w:ilvl w:val="0"/>
+          <w:numId w:val="5"/>
+        </w:numPr>
+        <w:bidi w:val="0"/>
+        <w:spacing w:lineRule="auto" w:line="276"/>
+        <w:rPr/>
+      </w:pPr>
+      <w:r>
+        <w:rPr>
+          <w:rFonts w:ascii="Arial" w:hAnsi="Arial"/>
+        </w:rPr>
+        <w:t>Quais informações o dashboard deve priorizar (contagem por status: válido/próximo/vencido, filtros por setor, por tipo de documento)?</w:t>
+      </w:r>
+    </w:p>
+    <w:p>
+      <w:pPr>
+        <w:pStyle w:val="Normal"/>
+        <w:numPr>
+          <w:ilvl w:val="0"/>
+          <w:numId w:val="5"/>
+        </w:numPr>
+        <w:bidi w:val="0"/>
+        <w:spacing w:lineRule="auto" w:line="276"/>
+        <w:rPr/>
+      </w:pPr>
+      <w:r>
+        <w:rPr>
+          <w:rFonts w:ascii="Arial" w:hAnsi="Arial"/>
+        </w:rPr>
+        <w:t>É necessário gerar relatórios exportáveis (PDF, Excel) para auditorias ou prestação de contas?</w:t>
+      </w:r>
+    </w:p>
+    <w:p>
+      <w:pPr>
+        <w:pStyle w:val="Normal"/>
+        <w:numPr>
+          <w:ilvl w:val="0"/>
+          <w:numId w:val="5"/>
+        </w:numPr>
+        <w:bidi w:val="0"/>
+        <w:spacing w:lineRule="auto" w:line="276"/>
+        <w:rPr>
+          <w:rFonts w:ascii="Arial" w:hAnsi="Arial"/>
+        </w:rPr>
+      </w:pPr>
+      <w:r>
+        <w:rPr>
+          <w:rFonts w:ascii="Arial" w:hAnsi="Arial"/>
+        </w:rPr>
+        <w:t>O dashboard deve ser único para toda a instituição ou personalizado por setor (mostrando só os documentos daquele setor)?</w:t>
+      </w:r>
+    </w:p>
+    <w:p>
+      <w:pPr>
+        <w:pStyle w:val="Normal"/>
+        <w:bidi w:val="0"/>
+        <w:spacing w:lineRule="auto" w:line="276"/>
+        <w:ind w:hanging="0" w:start="0" w:end="0"/>
+        <w:rPr>
+          <w:rFonts w:ascii="Arial" w:hAnsi="Arial"/>
+        </w:rPr>
+      </w:pPr>
+      <w:r>
+        <w:rPr/>
       </w:r>
     </w:p>
     <w:p>
@@ -803,18 +875,63 @@
           <w:b/>
           <w:bCs/>
         </w:rPr>
-        <w:t>Dashboard e relatórios</w:t>
-      </w:r>
-      <w:r>
-        <w:rPr>
-          <w:rFonts w:ascii="Arial" w:hAnsi="Arial"/>
-        </w:rPr>
-        <w:br/>
-        <w:t>11. Quais informações o dashboard deve priorizar (contagem por status: válido/próximo/vencido, filtros por setor, por tipo de documento)?</w:t>
-        <w:br/>
-        <w:t>12. É necessário gerar relatórios exportáveis (PDF, Excel) para auditorias ou prestação de contas?</w:t>
-        <w:br/>
-        <w:t>13. O dashboard deve ser único para toda a instituição ou personalizado por setor (mostrando só os documentos daquele setor)?</w:t>
+        <w:t>Usuários e permissões</w:t>
+      </w:r>
+    </w:p>
+    <w:p>
+      <w:pPr>
+        <w:pStyle w:val="Normal"/>
+        <w:numPr>
+          <w:ilvl w:val="0"/>
+          <w:numId w:val="6"/>
+        </w:numPr>
+        <w:bidi w:val="0"/>
+        <w:spacing w:lineRule="auto" w:line="276"/>
+        <w:rPr/>
+      </w:pPr>
+      <w:r>
+        <w:rPr>
+          <w:rFonts w:ascii="Arial" w:hAnsi="Arial"/>
+        </w:rPr>
+        <w:t>Quantos níveis de permissão o sistema precisa ter (administrador, gestor de setor, colaborador comum)?</w:t>
+      </w:r>
+    </w:p>
+    <w:p>
+      <w:pPr>
+        <w:pStyle w:val="Normal"/>
+        <w:numPr>
+          <w:ilvl w:val="0"/>
+          <w:numId w:val="6"/>
+        </w:numPr>
+        <w:bidi w:val="0"/>
+        <w:spacing w:lineRule="auto" w:line="276"/>
+        <w:rPr/>
+      </w:pPr>
+      <w:r>
+        <w:rPr>
+          <w:rFonts w:ascii="Arial" w:hAnsi="Arial"/>
+        </w:rPr>
+        <w:t>Como deve funcionar o controle de acesso por setor mencionado na RNF02 — por login/perfil de usuário, ou também por tipo de documento?</w:t>
+      </w:r>
+    </w:p>
+    <w:p>
+      <w:pPr>
+        <w:pStyle w:val="Normal"/>
+        <w:numPr>
+          <w:ilvl w:val="0"/>
+          <w:numId w:val="6"/>
+        </w:numPr>
+        <w:bidi w:val="0"/>
+        <w:spacing w:lineRule="auto" w:line="276"/>
+        <w:rPr>
+          <w:rFonts w:ascii="Arial" w:hAnsi="Arial"/>
+        </w:rPr>
+      </w:pPr>
+      <w:r>
+        <w:rPr>
+          <w:rFonts w:ascii="Arial" w:hAnsi="Arial"/>
+        </w:rPr>
+        <w:t>Haverá necessidade de log de auditoria (quem alterou o quê e quando)?</w:t>
       </w:r>
     </w:p>
     <w:p>
@@ -833,18 +950,83 @@
           <w:b/>
           <w:bCs/>
         </w:rPr>
-        <w:t>Usuários e permissões</w:t>
-      </w:r>
-      <w:r>
-        <w:rPr>
-          <w:rFonts w:ascii="Arial" w:hAnsi="Arial"/>
-        </w:rPr>
+        <w:t>Técnico e infraestrutura</w:t>
+      </w:r>
+    </w:p>
+    <w:p>
+      <w:pPr>
+        <w:pStyle w:val="Normal"/>
+        <w:numPr>
+          <w:ilvl w:val="0"/>
+          <w:numId w:val="7"/>
+        </w:numPr>
+        <w:bidi w:val="0"/>
+        <w:spacing w:lineRule="auto" w:line="276"/>
+        <w:rPr/>
+      </w:pPr>
+      <w:r>
+        <w:rPr>
+          <w:rFonts w:ascii="Arial" w:hAnsi="Arial"/>
+        </w:rPr>
+        <w:t>O sistema será web, desktop ou ambos? Precisa funcionar em celular?</w:t>
+      </w:r>
+    </w:p>
+    <w:p>
+      <w:pPr>
+        <w:pStyle w:val="Normal"/>
+        <w:numPr>
+          <w:ilvl w:val="0"/>
+          <w:numId w:val="7"/>
+        </w:numPr>
+        <w:bidi w:val="0"/>
+        <w:spacing w:lineRule="auto" w:line="276"/>
+        <w:rPr/>
+      </w:pPr>
+      <w:r>
+        <w:rPr>
+          <w:rFonts w:ascii="Arial" w:hAnsi="Arial"/>
+        </w:rPr>
+        <w:t>Já existe um provedor de e-mail definido para integrar a API de envio de alertas (Gmail, Outlook, SMTP próprio)?</w:t>
+      </w:r>
+    </w:p>
+    <w:p>
+      <w:pPr>
+        <w:pStyle w:val="Normal"/>
+        <w:numPr>
+          <w:ilvl w:val="0"/>
+          <w:numId w:val="7"/>
+        </w:numPr>
+        <w:bidi w:val="0"/>
+        <w:spacing w:lineRule="auto" w:line="276"/>
+        <w:rPr/>
+      </w:pPr>
+      <w:r>
+        <w:rPr>
+          <w:rFonts w:ascii="Arial" w:hAnsi="Arial"/>
+        </w:rPr>
+        <w:t>Qual banco de dados será usado, e há alguma preferência/restrição da instituição quanto a isso?</w:t>
+      </w:r>
+    </w:p>
+    <w:p>
+      <w:pPr>
+        <w:pStyle w:val="Normal"/>
+        <w:numPr>
+          <w:ilvl w:val="0"/>
+          <w:numId w:val="7"/>
+        </w:numPr>
+        <w:bidi w:val="0"/>
+        <w:spacing w:lineRule="auto" w:line="276"/>
+        <w:rPr>
+          <w:rFonts w:ascii="Arial" w:hAnsi="Arial"/>
+        </w:rPr>
+      </w:pPr>
+      <w:r>
+        <w:rPr>
+          <w:rFonts w:ascii="Arial" w:hAnsi="Arial"/>
+        </w:rPr>
+        <w:t>O sistema precisa ser hospedado na nuvem ou em servidor próprio da instituição?</w:t>
         <w:br/>
-        <w:t>14. Quantos níveis de permissão o sistema precisa ter (administrador, gestor de setor, colaborador comum)?</w:t>
-        <w:br/>
-        <w:t>15. Como deve funcionar o controle de acesso por setor mencionado na RNF02 — por login/perfil de usuário, ou também por tipo de documento?</w:t>
-        <w:br/>
-        <w:t>16. Haverá necessidade de log de auditoria (quem alterou o quê e quando)?</w:t>
+        <w:t>Haverá necessidade de backup automático dos dados?</w:t>
       </w:r>
     </w:p>
     <w:p>
@@ -858,55 +1040,7 @@
         </w:rPr>
       </w:pPr>
       <w:r>
-        <w:rPr>
-          <w:rFonts w:ascii="Arial" w:hAnsi="Arial"/>
-          <w:b/>
-          <w:bCs/>
-        </w:rPr>
-        <w:t>Técnico e infraestrutura</w:t>
-      </w:r>
-      <w:r>
-        <w:rPr>
-          <w:rFonts w:ascii="Arial" w:hAnsi="Arial"/>
-        </w:rPr>
-        <w:br/>
-        <w:t>17. O sistema será web, desktop ou ambos? Precisa funcionar em celular?</w:t>
-        <w:br/>
-        <w:t>18. Já existe um provedor de e-mail definido para integrar a API de envio de alertas (Gmail, Outlook, SMTP próprio)?</w:t>
-        <w:br/>
-        <w:t>19. Qual banco de dados será usado, e há alguma preferência/restrição da instituição quanto a isso?</w:t>
-        <w:br/>
-        <w:t>21. O sistema precisa ser hospedado na nuvem ou em servidor próprio da instituição?</w:t>
-        <w:br/>
-        <w:t>22. Haverá necessidade de backup automático dos dados?</w:t>
-      </w:r>
-    </w:p>
-    <w:p>
-      <w:pPr>
-        <w:pStyle w:val="Normal"/>
-        <w:bidi w:val="0"/>
-        <w:spacing w:lineRule="auto" w:line="276"/>
-        <w:ind w:hanging="0" w:start="0" w:end="0"/>
-        <w:rPr>
-          <w:rFonts w:ascii="Arial" w:hAnsi="Arial"/>
-        </w:rPr>
-      </w:pPr>
-      <w:r>
-        <w:rPr>
-          <w:rFonts w:ascii="Arial" w:hAnsi="Arial"/>
-          <w:b/>
-          <w:bCs/>
-        </w:rPr>
-        <w:t>Escopo e evolução</w:t>
-      </w:r>
-      <w:r>
-        <w:rPr>
-          <w:rFonts w:ascii="Arial" w:hAnsi="Arial"/>
-        </w:rPr>
-        <w:br/>
-        <w:t>23. O sistema deve prever expansão futura para outros tipos de controle além de documentos (ex: contratos de estágio, avaliações)?</w:t>
-        <w:br/>
-        <w:t>24. Existe um MVP (versão mínima) esperado para uma primeira entrega, ou o escopo completo (RF01–RF04) deve estar pronto de uma vez?</w:t>
+        <w:rPr/>
       </w:r>
     </w:p>
     <w:p>
@@ -1354,6 +1488,482 @@
   <w:abstractNum w:abstractNumId="4">
     <w:lvl w:ilvl="0">
       <w:start w:val="1"/>
+      <w:numFmt w:val="decimal"/>
+      <w:lvlText w:val="%1."/>
+      <w:lvlJc w:val="start"/>
+      <w:pPr>
+        <w:tabs>
+          <w:tab w:val="num" w:pos="720"/>
+        </w:tabs>
+        <w:ind w:start="720" w:hanging="360"/>
+      </w:pPr>
+      <w:rPr/>
+    </w:lvl>
+    <w:lvl w:ilvl="1">
+      <w:start w:val="1"/>
+      <w:numFmt w:val="decimal"/>
+      <w:lvlText w:val="%2."/>
+      <w:lvlJc w:val="start"/>
+      <w:pPr>
+        <w:tabs>
+          <w:tab w:val="num" w:pos="1080"/>
+        </w:tabs>
+        <w:ind w:start="1080" w:hanging="360"/>
+      </w:pPr>
+      <w:rPr/>
+    </w:lvl>
+    <w:lvl w:ilvl="2">
+      <w:start w:val="1"/>
+      <w:numFmt w:val="decimal"/>
+      <w:lvlText w:val="%3."/>
+      <w:lvlJc w:val="start"/>
+      <w:pPr>
+        <w:tabs>
+          <w:tab w:val="num" w:pos="1440"/>
+        </w:tabs>
+        <w:ind w:start="1440" w:hanging="360"/>
+      </w:pPr>
+      <w:rPr/>
+    </w:lvl>
+    <w:lvl w:ilvl="3">
+      <w:start w:val="1"/>
+      <w:numFmt w:val="decimal"/>
+      <w:lvlText w:val="%4."/>
+      <w:lvlJc w:val="start"/>
+      <w:pPr>
+        <w:tabs>
+          <w:tab w:val="num" w:pos="1800"/>
+        </w:tabs>
+        <w:ind w:start="1800" w:hanging="360"/>
+      </w:pPr>
+      <w:rPr/>
+    </w:lvl>
+    <w:lvl w:ilvl="4">
+      <w:start w:val="1"/>
+      <w:numFmt w:val="decimal"/>
+      <w:lvlText w:val="%5."/>
+      <w:lvlJc w:val="start"/>
+      <w:pPr>
+        <w:tabs>
+          <w:tab w:val="num" w:pos="2160"/>
+        </w:tabs>
+        <w:ind w:start="2160" w:hanging="360"/>
+      </w:pPr>
+      <w:rPr/>
+    </w:lvl>
+    <w:lvl w:ilvl="5">
+      <w:start w:val="1"/>
+      <w:numFmt w:val="decimal"/>
+      <w:lvlText w:val="%6."/>
+      <w:lvlJc w:val="start"/>
+      <w:pPr>
+        <w:tabs>
+          <w:tab w:val="num" w:pos="2520"/>
+        </w:tabs>
+        <w:ind w:start="2520" w:hanging="360"/>
+      </w:pPr>
+      <w:rPr/>
+    </w:lvl>
+    <w:lvl w:ilvl="6">
+      <w:start w:val="1"/>
+      <w:numFmt w:val="decimal"/>
+      <w:lvlText w:val="%7."/>
+      <w:lvlJc w:val="start"/>
+      <w:pPr>
+        <w:tabs>
+          <w:tab w:val="num" w:pos="2880"/>
+        </w:tabs>
+        <w:ind w:start="2880" w:hanging="360"/>
+      </w:pPr>
+      <w:rPr/>
+    </w:lvl>
+    <w:lvl w:ilvl="7">
+      <w:start w:val="1"/>
+      <w:numFmt w:val="decimal"/>
+      <w:lvlText w:val="%8."/>
+      <w:lvlJc w:val="start"/>
+      <w:pPr>
+        <w:tabs>
+          <w:tab w:val="num" w:pos="3240"/>
+        </w:tabs>
+        <w:ind w:start="3240" w:hanging="360"/>
+      </w:pPr>
+      <w:rPr/>
+    </w:lvl>
+    <w:lvl w:ilvl="8">
+      <w:start w:val="1"/>
+      <w:numFmt w:val="decimal"/>
+      <w:lvlText w:val="%9."/>
+      <w:lvlJc w:val="start"/>
+      <w:pPr>
+        <w:tabs>
+          <w:tab w:val="num" w:pos="3600"/>
+        </w:tabs>
+        <w:ind w:start="3600" w:hanging="360"/>
+      </w:pPr>
+      <w:rPr/>
+    </w:lvl>
+  </w:abstractNum>
+  <w:abstractNum w:abstractNumId="5">
+    <w:lvl w:ilvl="0">
+      <w:start w:val="1"/>
+      <w:numFmt w:val="decimal"/>
+      <w:lvlText w:val="%1."/>
+      <w:lvlJc w:val="start"/>
+      <w:pPr>
+        <w:tabs>
+          <w:tab w:val="num" w:pos="720"/>
+        </w:tabs>
+        <w:ind w:start="720" w:hanging="360"/>
+      </w:pPr>
+      <w:rPr/>
+    </w:lvl>
+    <w:lvl w:ilvl="1">
+      <w:start w:val="1"/>
+      <w:numFmt w:val="decimal"/>
+      <w:lvlText w:val="%2."/>
+      <w:lvlJc w:val="start"/>
+      <w:pPr>
+        <w:tabs>
+          <w:tab w:val="num" w:pos="1080"/>
+        </w:tabs>
+        <w:ind w:start="1080" w:hanging="360"/>
+      </w:pPr>
+      <w:rPr/>
+    </w:lvl>
+    <w:lvl w:ilvl="2">
+      <w:start w:val="1"/>
+      <w:numFmt w:val="decimal"/>
+      <w:lvlText w:val="%3."/>
+      <w:lvlJc w:val="start"/>
+      <w:pPr>
+        <w:tabs>
+          <w:tab w:val="num" w:pos="1440"/>
+        </w:tabs>
+        <w:ind w:start="1440" w:hanging="360"/>
+      </w:pPr>
+      <w:rPr/>
+    </w:lvl>
+    <w:lvl w:ilvl="3">
+      <w:start w:val="1"/>
+      <w:numFmt w:val="decimal"/>
+      <w:lvlText w:val="%4."/>
+      <w:lvlJc w:val="start"/>
+      <w:pPr>
+        <w:tabs>
+          <w:tab w:val="num" w:pos="1800"/>
+        </w:tabs>
+        <w:ind w:start="1800" w:hanging="360"/>
+      </w:pPr>
+      <w:rPr/>
+    </w:lvl>
+    <w:lvl w:ilvl="4">
+      <w:start w:val="1"/>
+      <w:numFmt w:val="decimal"/>
+      <w:lvlText w:val="%5."/>
+      <w:lvlJc w:val="start"/>
+      <w:pPr>
+        <w:tabs>
+          <w:tab w:val="num" w:pos="2160"/>
+        </w:tabs>
+        <w:ind w:start="2160" w:hanging="360"/>
+      </w:pPr>
+      <w:rPr/>
+    </w:lvl>
+    <w:lvl w:ilvl="5">
+      <w:start w:val="1"/>
+      <w:numFmt w:val="decimal"/>
+      <w:lvlText w:val="%6."/>
+      <w:lvlJc w:val="start"/>
+      <w:pPr>
+        <w:tabs>
+          <w:tab w:val="num" w:pos="2520"/>
+        </w:tabs>
+        <w:ind w:start="2520" w:hanging="360"/>
+      </w:pPr>
+      <w:rPr/>
+    </w:lvl>
+    <w:lvl w:ilvl="6">
+      <w:start w:val="1"/>
+      <w:numFmt w:val="decimal"/>
+      <w:lvlText w:val="%7."/>
+      <w:lvlJc w:val="start"/>
+      <w:pPr>
+        <w:tabs>
+          <w:tab w:val="num" w:pos="2880"/>
+        </w:tabs>
+        <w:ind w:start="2880" w:hanging="360"/>
+      </w:pPr>
+      <w:rPr/>
+    </w:lvl>
+    <w:lvl w:ilvl="7">
+      <w:start w:val="1"/>
+      <w:numFmt w:val="decimal"/>
+      <w:lvlText w:val="%8."/>
+      <w:lvlJc w:val="start"/>
+      <w:pPr>
+        <w:tabs>
+          <w:tab w:val="num" w:pos="3240"/>
+        </w:tabs>
+        <w:ind w:start="3240" w:hanging="360"/>
+      </w:pPr>
+      <w:rPr/>
+    </w:lvl>
+    <w:lvl w:ilvl="8">
+      <w:start w:val="1"/>
+      <w:numFmt w:val="decimal"/>
+      <w:lvlText w:val="%9."/>
+      <w:lvlJc w:val="start"/>
+      <w:pPr>
+        <w:tabs>
+          <w:tab w:val="num" w:pos="3600"/>
+        </w:tabs>
+        <w:ind w:start="3600" w:hanging="360"/>
+      </w:pPr>
+      <w:rPr/>
+    </w:lvl>
+  </w:abstractNum>
+  <w:abstractNum w:abstractNumId="6">
+    <w:lvl w:ilvl="0">
+      <w:start w:val="1"/>
+      <w:numFmt w:val="decimal"/>
+      <w:lvlText w:val="%1."/>
+      <w:lvlJc w:val="start"/>
+      <w:pPr>
+        <w:tabs>
+          <w:tab w:val="num" w:pos="720"/>
+        </w:tabs>
+        <w:ind w:start="720" w:hanging="360"/>
+      </w:pPr>
+      <w:rPr/>
+    </w:lvl>
+    <w:lvl w:ilvl="1">
+      <w:start w:val="1"/>
+      <w:numFmt w:val="decimal"/>
+      <w:lvlText w:val="%2."/>
+      <w:lvlJc w:val="start"/>
+      <w:pPr>
+        <w:tabs>
+          <w:tab w:val="num" w:pos="1080"/>
+        </w:tabs>
+        <w:ind w:start="1080" w:hanging="360"/>
+      </w:pPr>
+      <w:rPr/>
+    </w:lvl>
+    <w:lvl w:ilvl="2">
+      <w:start w:val="1"/>
+      <w:numFmt w:val="decimal"/>
+      <w:lvlText w:val="%3."/>
+      <w:lvlJc w:val="start"/>
+      <w:pPr>
+        <w:tabs>
+          <w:tab w:val="num" w:pos="1440"/>
+        </w:tabs>
+        <w:ind w:start="1440" w:hanging="360"/>
+      </w:pPr>
+      <w:rPr/>
+    </w:lvl>
+    <w:lvl w:ilvl="3">
+      <w:start w:val="1"/>
+      <w:numFmt w:val="decimal"/>
+      <w:lvlText w:val="%4."/>
+      <w:lvlJc w:val="start"/>
+      <w:pPr>
+        <w:tabs>
+          <w:tab w:val="num" w:pos="1800"/>
+        </w:tabs>
+        <w:ind w:start="1800" w:hanging="360"/>
+      </w:pPr>
+      <w:rPr/>
+    </w:lvl>
+    <w:lvl w:ilvl="4">
+      <w:start w:val="1"/>
+      <w:numFmt w:val="decimal"/>
+      <w:lvlText w:val="%5."/>
+      <w:lvlJc w:val="start"/>
+      <w:pPr>
+        <w:tabs>
+          <w:tab w:val="num" w:pos="2160"/>
+        </w:tabs>
+        <w:ind w:start="2160" w:hanging="360"/>
+      </w:pPr>
+      <w:rPr/>
+    </w:lvl>
+    <w:lvl w:ilvl="5">
+      <w:start w:val="1"/>
+      <w:numFmt w:val="decimal"/>
+      <w:lvlText w:val="%6."/>
+      <w:lvlJc w:val="start"/>
+      <w:pPr>
+        <w:tabs>
+          <w:tab w:val="num" w:pos="2520"/>
+        </w:tabs>
+        <w:ind w:start="2520" w:hanging="360"/>
+      </w:pPr>
+      <w:rPr/>
+    </w:lvl>
+    <w:lvl w:ilvl="6">
+      <w:start w:val="1"/>
+      <w:numFmt w:val="decimal"/>
+      <w:lvlText w:val="%7."/>
+      <w:lvlJc w:val="start"/>
+      <w:pPr>
+        <w:tabs>
+          <w:tab w:val="num" w:pos="2880"/>
+        </w:tabs>
+        <w:ind w:start="2880" w:hanging="360"/>
+      </w:pPr>
+      <w:rPr/>
+    </w:lvl>
+    <w:lvl w:ilvl="7">
+      <w:start w:val="1"/>
+      <w:numFmt w:val="decimal"/>
+      <w:lvlText w:val="%8."/>
+      <w:lvlJc w:val="start"/>
+      <w:pPr>
+        <w:tabs>
+          <w:tab w:val="num" w:pos="3240"/>
+        </w:tabs>
+        <w:ind w:start="3240" w:hanging="360"/>
+      </w:pPr>
+      <w:rPr/>
+    </w:lvl>
+    <w:lvl w:ilvl="8">
+      <w:start w:val="1"/>
+      <w:numFmt w:val="decimal"/>
+      <w:lvlText w:val="%9."/>
+      <w:lvlJc w:val="start"/>
+      <w:pPr>
+        <w:tabs>
+          <w:tab w:val="num" w:pos="3600"/>
+        </w:tabs>
+        <w:ind w:start="3600" w:hanging="360"/>
+      </w:pPr>
+      <w:rPr/>
+    </w:lvl>
+  </w:abstractNum>
+  <w:abstractNum w:abstractNumId="7">
+    <w:lvl w:ilvl="0">
+      <w:start w:val="1"/>
+      <w:numFmt w:val="decimal"/>
+      <w:lvlText w:val="%1."/>
+      <w:lvlJc w:val="start"/>
+      <w:pPr>
+        <w:tabs>
+          <w:tab w:val="num" w:pos="720"/>
+        </w:tabs>
+        <w:ind w:start="720" w:hanging="360"/>
+      </w:pPr>
+      <w:rPr/>
+    </w:lvl>
+    <w:lvl w:ilvl="1">
+      <w:start w:val="1"/>
+      <w:numFmt w:val="decimal"/>
+      <w:lvlText w:val="%2."/>
+      <w:lvlJc w:val="start"/>
+      <w:pPr>
+        <w:tabs>
+          <w:tab w:val="num" w:pos="1080"/>
+        </w:tabs>
+        <w:ind w:start="1080" w:hanging="360"/>
+      </w:pPr>
+      <w:rPr/>
+    </w:lvl>
+    <w:lvl w:ilvl="2">
+      <w:start w:val="1"/>
+      <w:numFmt w:val="decimal"/>
+      <w:lvlText w:val="%3."/>
+      <w:lvlJc w:val="start"/>
+      <w:pPr>
+        <w:tabs>
+          <w:tab w:val="num" w:pos="1440"/>
+        </w:tabs>
+        <w:ind w:start="1440" w:hanging="360"/>
+      </w:pPr>
+      <w:rPr/>
+    </w:lvl>
+    <w:lvl w:ilvl="3">
+      <w:start w:val="1"/>
+      <w:numFmt w:val="decimal"/>
+      <w:lvlText w:val="%4."/>
+      <w:lvlJc w:val="start"/>
+      <w:pPr>
+        <w:tabs>
+          <w:tab w:val="num" w:pos="1800"/>
+        </w:tabs>
+        <w:ind w:start="1800" w:hanging="360"/>
+      </w:pPr>
+      <w:rPr/>
+    </w:lvl>
+    <w:lvl w:ilvl="4">
+      <w:start w:val="1"/>
+      <w:numFmt w:val="decimal"/>
+      <w:lvlText w:val="%5."/>
+      <w:lvlJc w:val="start"/>
+      <w:pPr>
+        <w:tabs>
+          <w:tab w:val="num" w:pos="2160"/>
+        </w:tabs>
+        <w:ind w:start="2160" w:hanging="360"/>
+      </w:pPr>
+      <w:rPr/>
+    </w:lvl>
+    <w:lvl w:ilvl="5">
+      <w:start w:val="1"/>
+      <w:numFmt w:val="decimal"/>
+      <w:lvlText w:val="%6."/>
+      <w:lvlJc w:val="start"/>
+      <w:pPr>
+        <w:tabs>
+          <w:tab w:val="num" w:pos="2520"/>
+        </w:tabs>
+        <w:ind w:start="2520" w:hanging="360"/>
+      </w:pPr>
+      <w:rPr/>
+    </w:lvl>
+    <w:lvl w:ilvl="6">
+      <w:start w:val="1"/>
+      <w:numFmt w:val="decimal"/>
+      <w:lvlText w:val="%7."/>
+      <w:lvlJc w:val="start"/>
+      <w:pPr>
+        <w:tabs>
+          <w:tab w:val="num" w:pos="2880"/>
+        </w:tabs>
+        <w:ind w:start="2880" w:hanging="360"/>
+      </w:pPr>
+      <w:rPr/>
+    </w:lvl>
+    <w:lvl w:ilvl="7">
+      <w:start w:val="1"/>
+      <w:numFmt w:val="decimal"/>
+      <w:lvlText w:val="%8."/>
+      <w:lvlJc w:val="start"/>
+      <w:pPr>
+        <w:tabs>
+          <w:tab w:val="num" w:pos="3240"/>
+        </w:tabs>
+        <w:ind w:start="3240" w:hanging="360"/>
+      </w:pPr>
+      <w:rPr/>
+    </w:lvl>
+    <w:lvl w:ilvl="8">
+      <w:start w:val="1"/>
+      <w:numFmt w:val="decimal"/>
+      <w:lvlText w:val="%9."/>
+      <w:lvlJc w:val="start"/>
+      <w:pPr>
+        <w:tabs>
+          <w:tab w:val="num" w:pos="3600"/>
+        </w:tabs>
+        <w:ind w:start="3600" w:hanging="360"/>
+      </w:pPr>
+      <w:rPr/>
+    </w:lvl>
+  </w:abstractNum>
+  <w:abstractNum w:abstractNumId="8">
+    <w:lvl w:ilvl="0">
+      <w:start w:val="1"/>
       <w:numFmt w:val="none"/>
       <w:suff w:val="nothing"/>
       <w:lvlText w:val=""/>
@@ -1481,6 +2091,18 @@
   </w:num>
   <w:num w:numId="4">
     <w:abstractNumId w:val="4"/>
+  </w:num>
+  <w:num w:numId="5">
+    <w:abstractNumId w:val="5"/>
+  </w:num>
+  <w:num w:numId="6">
+    <w:abstractNumId w:val="6"/>
+  </w:num>
+  <w:num w:numId="7">
+    <w:abstractNumId w:val="7"/>
+  </w:num>
+  <w:num w:numId="8">
+    <w:abstractNumId w:val="8"/>
   </w:num>
 </w:numbering>
 </file>
@@ -1520,6 +2142,18 @@
       <w:sz w:val="24"/>
       <w:szCs w:val="24"/>
       <w:lang w:val="pt-BR" w:eastAsia="zh-CN" w:bidi="hi-IN"/>
+    </w:rPr>
+  </w:style>
+  <w:style w:type="character" w:styleId="Smbolosdenumerao">
+    <w:name w:val="Símbolos de numeração"/>
+    <w:qFormat/>
+    <w:rPr/>
+  </w:style>
+  <w:style w:type="character" w:styleId="Marcadores">
+    <w:name w:val="Marcadores"/>
+    <w:qFormat/>
+    <w:rPr>
+      <w:rFonts w:ascii="OpenSymbol" w:hAnsi="OpenSymbol" w:eastAsia="OpenSymbol" w:cs="OpenSymbol"/>
     </w:rPr>
   </w:style>
   <w:style w:type="paragraph" w:styleId="Ttulo">
